--- a/outdata/table4_lm.docx
+++ b/outdata/table4_lm.docx
@@ -10,7 +10,7 @@
       </w:tblPr>
       <w:tblGrid>
         <w:gridCol w:w="1951"/>
-        <w:gridCol w:w="1858"/>
+        <w:gridCol w:w="1900"/>
         <w:gridCol w:w="921"/>
       </w:tblGrid>
       <w:tr>
@@ -241,7 +241,7 @@
                 <w:szCs w:val="12"/>
                 <w:color w:val="000000"/>
               </w:rPr>
-              <w:t xml:space="preserve">0 (-0.103, 0.103)</w:t>
+              <w:t xml:space="preserve">0 (-0.103 , 0.103)</w:t>
             </w:r>
           </w:p>
         </w:tc>
@@ -335,7 +335,7 @@
                 <w:szCs w:val="12"/>
                 <w:color w:val="000000"/>
               </w:rPr>
-              <w:t xml:space="preserve">Incidence/Notifications</w:t>
+              <w:t xml:space="preserve">GDP</w:t>
             </w:r>
           </w:p>
         </w:tc>
@@ -379,7 +379,7 @@
                 <w:szCs w:val="12"/>
                 <w:color w:val="000000"/>
               </w:rPr>
-              <w:t xml:space="preserve">0.843 (0.735, 0.952)</w:t>
+              <w:t xml:space="preserve">0.273 (0.134 , 0.412)</w:t>
             </w:r>
           </w:p>
         </w:tc>
@@ -473,7 +473,7 @@
                 <w:szCs w:val="12"/>
                 <w:color w:val="000000"/>
               </w:rPr>
-              <w:t xml:space="preserve">GDP</w:t>
+              <w:t xml:space="preserve">inc_u5</w:t>
             </w:r>
           </w:p>
         </w:tc>
@@ -517,7 +517,7 @@
                 <w:szCs w:val="12"/>
                 <w:color w:val="000000"/>
               </w:rPr>
-              <w:t xml:space="preserve">0.271 (0.133, 0.41)</w:t>
+              <w:t xml:space="preserve">0.842 (0.733 , 0.951)</w:t>
             </w:r>
           </w:p>
         </w:tc>
@@ -655,7 +655,7 @@
                 <w:szCs w:val="12"/>
                 <w:color w:val="000000"/>
               </w:rPr>
-              <w:t xml:space="preserve">-0.112 (-0.222, -0.001)</w:t>
+              <w:t xml:space="preserve">-0.113 (-0.224 , -0.003)</w:t>
             </w:r>
           </w:p>
         </w:tc>
@@ -699,7 +699,7 @@
                 <w:szCs w:val="12"/>
                 <w:color w:val="000000"/>
               </w:rPr>
-              <w:t xml:space="preserve">0.047</w:t>
+              <w:t xml:space="preserve">0.045</w:t>
             </w:r>
           </w:p>
         </w:tc>
@@ -793,7 +793,7 @@
                 <w:szCs w:val="12"/>
                 <w:color w:val="000000"/>
               </w:rPr>
-              <w:t xml:space="preserve">0.067 (-0.048, 0.181)</w:t>
+              <w:t xml:space="preserve">0.067 (-0.048 , 0.183)</w:t>
             </w:r>
           </w:p>
         </w:tc>
@@ -837,7 +837,7 @@
                 <w:szCs w:val="12"/>
                 <w:color w:val="000000"/>
               </w:rPr>
-              <w:t xml:space="preserve">0.252</w:t>
+              <w:t xml:space="preserve">0.248</w:t>
             </w:r>
           </w:p>
         </w:tc>
@@ -931,7 +931,7 @@
                 <w:szCs w:val="12"/>
                 <w:color w:val="000000"/>
               </w:rPr>
-              <w:t xml:space="preserve">-0.03 (-0.171, 0.112)</w:t>
+              <w:t xml:space="preserve">-0.029 (-0.171 , 0.113)</w:t>
             </w:r>
           </w:p>
         </w:tc>
@@ -975,7 +975,7 @@
                 <w:szCs w:val="12"/>
                 <w:color w:val="000000"/>
               </w:rPr>
-              <w:t xml:space="preserve">0.678</w:t>
+              <w:t xml:space="preserve">0.684</w:t>
             </w:r>
           </w:p>
         </w:tc>
